--- a/content/Bios/Chuck_Denney.docx
+++ b/content/Bios/Chuck_Denney.docx
@@ -1,190 +1,8 @@
 
 <file path=word/document.xml><?xml version="1.0" encoding="utf-8"?>
-<w:document xmlns:w14="http://schemas.microsoft.com/office/word/2010/wordml" xmlns:wp14="http://schemas.microsoft.com/office/word/2010/wordprocessingDrawing" xmlns:w="http://schemas.openxmlformats.org/wordprocessingml/2006/main" xmlns:m="http://schemas.openxmlformats.org/officeDocument/2006/math" xmlns:r="http://schemas.openxmlformats.org/officeDocument/2006/relationships" xmlns:o="urn:schemas-microsoft-com:office:office" xmlns:v="urn:schemas-microsoft-com:vml" xmlns:w10="urn:schemas-microsoft-com:office:word" xmlns:a="http://schemas.openxmlformats.org/drawingml/2006/main" xmlns:pic="http://schemas.openxmlformats.org/drawingml/2006/picture" xmlns:wp="http://schemas.openxmlformats.org/drawingml/2006/wordprocessingDrawing" xmlns:mc="http://schemas.openxmlformats.org/markup-compatibility/2006" mc:Ignorable="w14 wp14">
+<w:document xmlns:ns1="http://schemas.openxmlformats.org/markup-compatibility/2006" xmlns:ns2="http://schemas.microsoft.com/office/word/2010/wordml" xmlns:w="http://schemas.openxmlformats.org/wordprocessingml/2006/main" ns1:Ignorable="w14 wp14">
   <w:body>
-    <w:p xmlns:wp14="http://schemas.microsoft.com/office/word/2010/wordml" wp14:textId="77777777">
-      <w:pPr>
-        <w:pStyle w:val="FirstParagraph"/>
-      </w:pPr>
-      <w:r>
-        <w:rPr/>
-        <w:t>Hall of Fame Inductee Charles (Chuck) A. Denney Jr.</w:t>
-      </w:r>
-      <w:r>
-        <w:rPr/>
-        <w:t xml:space="preserve"> </w:t>
-      </w:r>
-      <w:r>
-        <w:rPr/>
-        <w:t>– La Junta</w:t>
-      </w:r>
-      <w:r>
-        <w:rPr/>
-        <w:t xml:space="preserve"> </w:t>
-      </w:r>
-      <w:r>
-        <w:rPr/>
-        <w:t>Charles (Chuck) A. Denney Jr.’s life was an inspiration to all who knew him. He lived life with passion</w:t>
-      </w:r>
-      <w:r>
-        <w:rPr/>
-        <w:t xml:space="preserve"> </w:t>
-      </w:r>
-      <w:r>
-        <w:rPr/>
-        <w:t>and the ongoing desire to help those around him. Chuck’s career was in the broadcasting business in</w:t>
-      </w:r>
-      <w:r>
-        <w:rPr/>
-        <w:t xml:space="preserve"> </w:t>
-      </w:r>
-      <w:r>
-        <w:rPr/>
-        <w:t>both Lamar and La Junta, Colorado. As owner of the La Junta station, he was active in all aspects of</w:t>
-      </w:r>
-      <w:r>
-        <w:rPr/>
-        <w:t xml:space="preserve"> </w:t>
-      </w:r>
-      <w:r>
-        <w:rPr/>
-        <w:t>community activities, including sports broadcasting and morning talk shows. His achievements</w:t>
-      </w:r>
-      <w:r>
-        <w:rPr/>
-        <w:t xml:space="preserve"> </w:t>
-      </w:r>
-      <w:r>
-        <w:rPr/>
-        <w:t>included being selected as Colorado’s Broadcaster of the Year, president of the Colorado Broadcasters</w:t>
-      </w:r>
-      <w:r>
-        <w:rPr/>
-        <w:t xml:space="preserve"> </w:t>
-      </w:r>
-      <w:r>
-        <w:rPr/>
-        <w:t>Association and a member of the selection committee for the Colorado Sports Hall of Fame.</w:t>
-      </w:r>
-      <w:r>
-        <w:rPr/>
-        <w:t xml:space="preserve"> </w:t>
-      </w:r>
-      <w:r>
-        <w:rPr/>
-        <w:t>In his free time, he was a public servant, acting as mayor of La Junta as well as Otero County</w:t>
-      </w:r>
-      <w:r>
-        <w:rPr/>
-        <w:t xml:space="preserve"> </w:t>
-      </w:r>
-      <w:r>
-        <w:rPr/>
-        <w:t xml:space="preserve">commissioner for eight years. </w:t>
-      </w:r>
-      <w:r>
-        <w:rPr/>
-        <w:t>Chuck’s other main interest was as a Rotarian, becoming a member in</w:t>
-      </w:r>
-      <w:r>
-        <w:rPr/>
-        <w:t xml:space="preserve"> </w:t>
-      </w:r>
-      <w:r>
-        <w:rPr/>
-        <w:t>1969.</w:t>
-      </w:r>
-      <w:r>
-        <w:rPr/>
-        <w:t xml:space="preserve"> Highlights of his tenure with the club included the</w:t>
-      </w:r>
-      <w:r>
-        <w:rPr/>
-        <w:t xml:space="preserve"> </w:t>
-      </w:r>
-      <w:r>
-        <w:rPr/>
-        <w:t>“Service Above Self”</w:t>
-      </w:r>
-      <w:r>
-        <w:rPr/>
-        <w:t xml:space="preserve"> </w:t>
-      </w:r>
-      <w:r>
-        <w:rPr/>
-        <w:t>award given by Rotary</w:t>
-      </w:r>
-      <w:r>
-        <w:rPr/>
-        <w:t xml:space="preserve"> </w:t>
-      </w:r>
-      <w:r>
-        <w:rPr/>
-        <w:t>International, one of only 150 honored for the award worldwide each year. He helped organize and</w:t>
-      </w:r>
-      <w:r>
-        <w:rPr/>
-        <w:t xml:space="preserve"> </w:t>
-      </w:r>
-      <w:r>
-        <w:rPr/>
-        <w:t xml:space="preserve">fundraise Rotary’s contribution of 2,800 wheelchairs to those in need in Mexico as well as </w:t>
-      </w:r>
-      <w:r>
-        <w:rPr/>
-        <w:t>participating</w:t>
-      </w:r>
-      <w:r>
-        <w:rPr/>
-        <w:t xml:space="preserve"> </w:t>
-      </w:r>
-      <w:r>
-        <w:rPr/>
-        <w:t>in administering polio vaccines to children in Egypt.</w:t>
-      </w:r>
-      <w:r>
-        <w:rPr/>
-        <w:t xml:space="preserve"> </w:t>
-      </w:r>
-      <w:r>
-        <w:rPr/>
-        <w:t>Chuck proudly served in the 101st Airborne Division of the Army 1953-1955. He was an avid Ohio State</w:t>
-      </w:r>
-      <w:r>
-        <w:rPr/>
-        <w:t xml:space="preserve"> </w:t>
-      </w:r>
-      <w:r>
-        <w:rPr/>
-        <w:t>fan, having been born and raised in Columbus, and loved baseball and golf. He spent several years</w:t>
-      </w:r>
-      <w:r>
-        <w:rPr/>
-        <w:t xml:space="preserve"> </w:t>
-      </w:r>
-      <w:r>
-        <w:rPr/>
-        <w:t>umpiring and was selected to umpire a Colorado State High School baseball championship game.</w:t>
-      </w:r>
-    </w:p>
-    <w:p>
-      <w:pPr>
-        <w:pStyle w:val="BodyText"/>
-      </w:pPr>
-    </w:p>
-    <w:p>
-      <w:pPr>
-        <w:pStyle w:val="Title"/>
-      </w:pPr>
-      <w:r>
-        <w:rPr>
-          <w:noProof w:val="0"/>
-          <w:lang w:val="en-US"/>
-        </w:rPr>
-        <w:t>Revised Biography: Charles (Chuck) A. Denney Jr.</w:t>
-      </w:r>
-    </w:p>
-    <w:p>
+    <w:p ns2:paraId="6BDE8A20" ns2:textId="035081BD">
       <w:pPr>
         <w:pStyle w:val="Subtitle"/>
         <w:rPr/>
@@ -197,7 +15,7 @@
         <w:t>Hall of Fame Inductee – La Junta</w:t>
       </w:r>
     </w:p>
-    <w:p>
+    <w:p ns2:paraId="782C7199" ns2:textId="418224B1">
       <w:pPr>
         <w:spacing w:before="0" w:beforeAutospacing="off" w:after="0" w:afterAutospacing="off" w:line="300" w:lineRule="auto"/>
         <w:rPr>
@@ -255,7 +73,7 @@
         <w:t xml:space="preserve"> voice and presence, contributing to sports broadcasting, hosting morning talk shows, and supporting countless local initiatives.</w:t>
       </w:r>
     </w:p>
-    <w:p>
+    <w:p ns2:paraId="42816DA6" ns2:textId="410C8A9B">
       <w:pPr>
         <w:spacing w:before="0" w:beforeAutospacing="off" w:after="0" w:afterAutospacing="off" w:line="300" w:lineRule="auto"/>
         <w:rPr>
@@ -369,7 +187,7 @@
         <w:t>. Beyond broadcasting, he devoted himself to public service, serving as mayor of La Junta and as an Otero County commissioner for eight years.</w:t>
       </w:r>
     </w:p>
-    <w:p>
+    <w:p ns2:paraId="7CB69772" ns2:textId="4E52155D">
       <w:pPr>
         <w:spacing w:before="0" w:beforeAutospacing="off" w:after="0" w:afterAutospacing="off" w:line="300" w:lineRule="auto"/>
         <w:rPr>
@@ -427,7 +245,7 @@
         <w:t xml:space="preserve"> in efforts to administer polio vaccines to children in Egypt.</w:t>
       </w:r>
     </w:p>
-    <w:p>
+    <w:p ns2:paraId="162B5572" ns2:textId="6B98E614">
       <w:pPr>
         <w:spacing w:before="0" w:beforeAutospacing="off" w:after="0" w:afterAutospacing="off" w:line="300" w:lineRule="auto"/>
         <w:rPr>
@@ -485,7 +303,7 @@
         <w:t xml:space="preserve"> from 1953–1955. Raised in Columbus, Ohio, he was an avid Ohio State fan and a lifelong supporter of baseball and golf. He umpired for several years and was selected to officiate a Colorado State High School baseball championship game, a highlight of his time in athletics.</w:t>
       </w:r>
     </w:p>
-    <w:p>
+    <w:p ns2:paraId="3536A037" ns2:textId="6E65E62D">
       <w:pPr>
         <w:pStyle w:val="BodyText"/>
       </w:pPr>
